--- a/for-printing/crusade-prayers/crusade-prayers-7-days/readme.docx
+++ b/for-printing/crusade-prayers/crusade-prayers-7-days/readme.docx
@@ -49,7 +49,7 @@
           <w:sz w:val="22"/>
           <w:szCs w:val="22"/>
         </w:rPr>
-        <w:t xml:space="preserve">Date: 2026-10-03  |  Version: 1.0</w:t>
+        <w:t xml:space="preserve">Date: 2026-10-08  |  Version: 1.0</w:t>
       </w:r>
     </w:p>
     <w:p>
@@ -176,91 +176,6 @@
       </w:r>
     </w:p>
     <w:p>
-      <w:pPr>
-        <w:spacing w:after="40" w:before="80"/>
-        <w:ind w:left="360"/>
-      </w:pPr>
-      <w:r>
-        <w:rPr>
-          <w:rFonts w:ascii="Calibri" w:cs="Calibri" w:eastAsia="Calibri" w:hAnsi="Calibri"/>
-          <w:b/>
-          <w:bCs/>
-          <w:color w:val="1F3864"/>
-          <w:sz w:val="22"/>
-          <w:szCs w:val="22"/>
-        </w:rPr>
-        <w:t xml:space="preserve">Extracted Images</w:t>
-      </w:r>
-    </w:p>
-    <w:p>
-      <w:pPr>
-        <w:spacing w:after="40" w:before="40"/>
-        <w:ind w:left="720"/>
-      </w:pPr>
-      <w:r>
-        <w:rPr>
-          <w:rFonts w:ascii="Calibri" w:cs="Calibri" w:eastAsia="Calibri" w:hAnsi="Calibri"/>
-          <w:b w:val="false"/>
-          <w:bCs w:val="false"/>
-          <w:color w:val="2E75B6"/>
-          <w:sz w:val="20"/>
-          <w:szCs w:val="20"/>
-        </w:rPr>
-        <w:t xml:space="preserve">Page 1</w:t>
-      </w:r>
-    </w:p>
-    <w:p>
-      <w:pPr>
-        <w:spacing w:after="40" w:before="40"/>
-        <w:ind w:left="720"/>
-      </w:pPr>
-      <w:r>
-        <w:rPr>
-          <w:rFonts w:ascii="Calibri" w:cs="Calibri" w:eastAsia="Calibri" w:hAnsi="Calibri"/>
-          <w:b w:val="false"/>
-          <w:bCs w:val="false"/>
-          <w:color w:val="2E75B6"/>
-          <w:sz w:val="20"/>
-          <w:szCs w:val="20"/>
-        </w:rPr>
-        <w:t xml:space="preserve">Page 2</w:t>
-      </w:r>
-    </w:p>
-    <w:p>
-      <w:pPr>
-        <w:spacing w:after="40" w:before="40"/>
-        <w:ind w:left="720"/>
-      </w:pPr>
-      <w:r>
-        <w:rPr>
-          <w:rFonts w:ascii="Calibri" w:cs="Calibri" w:eastAsia="Calibri" w:hAnsi="Calibri"/>
-          <w:b w:val="false"/>
-          <w:bCs w:val="false"/>
-          <w:color w:val="2E75B6"/>
-          <w:sz w:val="20"/>
-          <w:szCs w:val="20"/>
-        </w:rPr>
-        <w:t xml:space="preserve">Page 109</w:t>
-      </w:r>
-    </w:p>
-    <w:p>
-      <w:pPr>
-        <w:spacing w:after="40" w:before="40"/>
-        <w:ind w:left="720"/>
-      </w:pPr>
-      <w:r>
-        <w:rPr>
-          <w:rFonts w:ascii="Calibri" w:cs="Calibri" w:eastAsia="Calibri" w:hAnsi="Calibri"/>
-          <w:b w:val="false"/>
-          <w:bCs w:val="false"/>
-          <w:color w:val="2E75B6"/>
-          <w:sz w:val="20"/>
-          <w:szCs w:val="20"/>
-        </w:rPr>
-        <w:t xml:space="preserve">Page 110</w:t>
-      </w:r>
-    </w:p>
-    <w:p>
       <w:r>
         <w:br w:type="page"/>
       </w:r>
@@ -476,7 +391,7 @@
           <w:sz w:val="22"/>
           <w:szCs w:val="22"/>
         </w:rPr>
-        <w:t xml:space="preserve"> text extracted from the PDF with Microsoft MarkItDown (embedded images extracted separately with PyMuPDF). Page numbers and page furniture were removed, hard line breaks introduced by PDF text extraction were rejoined, and prayer headings were promoted. All 14 embedded images are collected in the appendix.</w:t>
+        <w:t xml:space="preserve"> text extracted from the PDF with Microsoft MarkItDown (embedded images extracted separately with PyMuPDF). Page numbers and page furniture were removed, hard line breaks introduced by PDF text extraction were rejoined, and prayer headings were promoted. The 14 extracted page images came out blank (solid black or empty) and carried no legible content, so they were dropped.</w:t>
       </w:r>
     </w:p>
     <w:p>
@@ -617,7 +532,59 @@
           <w:sz w:val="22"/>
           <w:szCs w:val="22"/>
         </w:rPr>
-        <w:t xml:space="preserve"> — Sunday through Saturday. Each repeats the common prayers in full so it can be prayed on its own, then gives that day's Crusade Prayers, rosary mysteries, and closing devotions.</w:t>
+        <w:t xml:space="preserve"> — Sunday through Saturday. Each day names the prayers recited every day — linking to </w:t>
+      </w:r>
+      <w:r>
+        <w:rPr>
+          <w:rFonts w:ascii="Calibri" w:cs="Calibri" w:eastAsia="Calibri" w:hAnsi="Calibri"/>
+          <w:b w:val="false"/>
+          <w:bCs w:val="false"/>
+          <w:i w:val="false"/>
+          <w:iCs w:val="false"/>
+          <w:color w:val="2E75B6"/>
+          <w:sz w:val="22"/>
+          <w:szCs w:val="22"/>
+          <w:u w:val="single"/>
+        </w:rPr>
+        <w:t xml:space="preserve">common-prayers.md</w:t>
+      </w:r>
+      <w:r>
+        <w:rPr>
+          <w:rFonts w:ascii="Calibri" w:cs="Calibri" w:eastAsia="Calibri" w:hAnsi="Calibri"/>
+          <w:b w:val="false"/>
+          <w:bCs w:val="false"/>
+          <w:i w:val="false"/>
+          <w:iCs w:val="false"/>
+          <w:sz w:val="22"/>
+          <w:szCs w:val="22"/>
+        </w:rPr>
+        <w:t xml:space="preserve"> and </w:t>
+      </w:r>
+      <w:r>
+        <w:rPr>
+          <w:rFonts w:ascii="Calibri" w:cs="Calibri" w:eastAsia="Calibri" w:hAnsi="Calibri"/>
+          <w:b w:val="false"/>
+          <w:bCs w:val="false"/>
+          <w:i w:val="false"/>
+          <w:iCs w:val="false"/>
+          <w:color w:val="2E75B6"/>
+          <w:sz w:val="22"/>
+          <w:szCs w:val="22"/>
+          <w:u w:val="single"/>
+        </w:rPr>
+        <w:t xml:space="preserve">crusade-and-daily-prayers.md</w:t>
+      </w:r>
+      <w:r>
+        <w:rPr>
+          <w:rFonts w:ascii="Calibri" w:cs="Calibri" w:eastAsia="Calibri" w:hAnsi="Calibri"/>
+          <w:b w:val="false"/>
+          <w:bCs w:val="false"/>
+          <w:i w:val="false"/>
+          <w:iCs w:val="false"/>
+          <w:sz w:val="22"/>
+          <w:szCs w:val="22"/>
+        </w:rPr>
+        <w:t xml:space="preserve"> instead of repeating them — then gives that day's own Crusade Prayers and rosary mysteries.</w:t>
       </w:r>
     </w:p>
     <w:p>
@@ -4320,557 +4287,6 @@
         <w:t xml:space="preserve">I Give You Now, The Final Crusade Prayer</w:t>
       </w:r>
     </w:p>
-    <w:p>
-      <w:pPr>
-        <w:pBdr>
-          <w:bottom w:val="single" w:color="B4C6E7" w:sz="1"/>
-        </w:pBdr>
-        <w:spacing w:after="200" w:before="200"/>
-      </w:pPr>
-    </w:p>
-    <w:p>
-      <w:pPr>
-        <w:pStyle w:val="Heading2"/>
-        <w:spacing w:after="120" w:before="360"/>
-      </w:pPr>
-      <w:r>
-        <w:rPr>
-          <w:rFonts w:ascii="Calibri" w:cs="Calibri" w:eastAsia="Calibri" w:hAnsi="Calibri"/>
-          <w:b/>
-          <w:bCs/>
-          <w:color w:val="1F3864"/>
-          <w:sz w:val="32"/>
-          <w:szCs w:val="32"/>
-        </w:rPr>
-        <w:t xml:space="preserve">Extracted Images</w:t>
-      </w:r>
-    </w:p>
-    <w:p>
-      <w:pPr>
-        <w:spacing w:after="80" w:before="80"/>
-      </w:pPr>
-      <w:r>
-        <w:rPr>
-          <w:rFonts w:ascii="Calibri" w:cs="Calibri" w:eastAsia="Calibri" w:hAnsi="Calibri"/>
-          <w:b w:val="false"/>
-          <w:bCs w:val="false"/>
-          <w:i/>
-          <w:iCs/>
-          <w:sz w:val="22"/>
-          <w:szCs w:val="22"/>
-        </w:rPr>
-        <w:t xml:space="preserve">Ornamental pages from the source booklet: the cover and the Guidelines divider. Each day document carries its own divider page.</w:t>
-      </w:r>
-    </w:p>
-    <w:p>
-      <w:pPr>
-        <w:pStyle w:val="Heading3"/>
-        <w:spacing w:after="120" w:before="240"/>
-      </w:pPr>
-      <w:r>
-        <w:rPr>
-          <w:rFonts w:ascii="Calibri" w:cs="Calibri" w:eastAsia="Calibri" w:hAnsi="Calibri"/>
-          <w:b/>
-          <w:bCs/>
-          <w:color w:val="2E75B6"/>
-          <w:sz w:val="26"/>
-          <w:szCs w:val="26"/>
-        </w:rPr>
-        <w:t xml:space="preserve">Page 1</w:t>
-      </w:r>
-    </w:p>
-    <w:p>
-      <w:pPr>
-        <w:spacing w:after="40" w:before="120"/>
-        <w:jc w:val="center"/>
-      </w:pPr>
-      <w:r>
-        <w:drawing>
-          <wp:inline distT="0" distB="0" distL="0" distR="0">
-            <wp:extent cx="4972050" cy="1143000"/>
-            <wp:effectExtent t="0" r="0" b="0" l="0"/>
-            <wp:docPr id="1" name="" descr="" title=""/>
-            <wp:cNvGraphicFramePr>
-              <a:graphicFrameLocks xmlns:a="http://schemas.openxmlformats.org/drawingml/2006/main" noChangeAspect="1"/>
-            </wp:cNvGraphicFramePr>
-            <a:graphic xmlns:a="http://schemas.openxmlformats.org/drawingml/2006/main">
-              <a:graphicData uri="http://schemas.openxmlformats.org/drawingml/2006/picture">
-                <pic:pic xmlns:pic="http://schemas.openxmlformats.org/drawingml/2006/picture">
-                  <pic:nvPicPr>
-                    <pic:cNvPr id="0" name="" descr=""/>
-                    <pic:cNvPicPr>
-                      <a:picLocks noChangeAspect="1" noChangeArrowheads="1"/>
-                    </pic:cNvPicPr>
-                  </pic:nvPicPr>
-                  <pic:blipFill>
-                    <a:blip r:embed="rId7" cstate="none"/>
-                    <a:srcRect/>
-                    <a:stretch>
-                      <a:fillRect/>
-                    </a:stretch>
-                  </pic:blipFill>
-                  <pic:spPr bwMode="auto">
-                    <a:xfrm>
-                      <a:off x="0" y="0"/>
-                      <a:ext cx="4972050" cy="1143000"/>
-                    </a:xfrm>
-                    <a:prstGeom prst="rect">
-                      <a:avLst/>
-                    </a:prstGeom>
-                  </pic:spPr>
-                </pic:pic>
-              </a:graphicData>
-            </a:graphic>
-          </wp:inline>
-        </w:drawing>
-      </w:r>
-    </w:p>
-    <w:p>
-      <w:pPr>
-        <w:spacing w:after="120" w:before="0"/>
-        <w:jc w:val="center"/>
-      </w:pPr>
-      <w:r>
-        <w:rPr>
-          <w:rFonts w:ascii="Calibri" w:cs="Calibri" w:eastAsia="Calibri" w:hAnsi="Calibri"/>
-          <w:i/>
-          <w:iCs/>
-          <w:color w:val="666666"/>
-          <w:sz w:val="18"/>
-          <w:szCs w:val="18"/>
-        </w:rPr>
-        <w:t xml:space="preserve">page001_img001.png</w:t>
-      </w:r>
-    </w:p>
-    <w:p>
-      <w:pPr>
-        <w:pStyle w:val="Heading3"/>
-        <w:spacing w:after="120" w:before="240"/>
-      </w:pPr>
-      <w:r>
-        <w:rPr>
-          <w:rFonts w:ascii="Calibri" w:cs="Calibri" w:eastAsia="Calibri" w:hAnsi="Calibri"/>
-          <w:b/>
-          <w:bCs/>
-          <w:color w:val="2E75B6"/>
-          <w:sz w:val="26"/>
-          <w:szCs w:val="26"/>
-        </w:rPr>
-        <w:t xml:space="preserve">Page 2</w:t>
-      </w:r>
-    </w:p>
-    <w:p>
-      <w:pPr>
-        <w:spacing w:after="40" w:before="120"/>
-        <w:jc w:val="center"/>
-      </w:pPr>
-      <w:r>
-        <w:drawing>
-          <wp:inline distT="0" distB="0" distL="0" distR="0">
-            <wp:extent cx="5524500" cy="4733925"/>
-            <wp:effectExtent t="0" r="0" b="0" l="0"/>
-            <wp:docPr id="2" name="" descr="" title=""/>
-            <wp:cNvGraphicFramePr>
-              <a:graphicFrameLocks xmlns:a="http://schemas.openxmlformats.org/drawingml/2006/main" noChangeAspect="1"/>
-            </wp:cNvGraphicFramePr>
-            <a:graphic xmlns:a="http://schemas.openxmlformats.org/drawingml/2006/main">
-              <a:graphicData uri="http://schemas.openxmlformats.org/drawingml/2006/picture">
-                <pic:pic xmlns:pic="http://schemas.openxmlformats.org/drawingml/2006/picture">
-                  <pic:nvPicPr>
-                    <pic:cNvPr id="0" name="" descr=""/>
-                    <pic:cNvPicPr>
-                      <a:picLocks noChangeAspect="1" noChangeArrowheads="1"/>
-                    </pic:cNvPicPr>
-                  </pic:nvPicPr>
-                  <pic:blipFill>
-                    <a:blip r:embed="rId8" cstate="none"/>
-                    <a:srcRect/>
-                    <a:stretch>
-                      <a:fillRect/>
-                    </a:stretch>
-                  </pic:blipFill>
-                  <pic:spPr bwMode="auto">
-                    <a:xfrm>
-                      <a:off x="0" y="0"/>
-                      <a:ext cx="5524500" cy="4733925"/>
-                    </a:xfrm>
-                    <a:prstGeom prst="rect">
-                      <a:avLst/>
-                    </a:prstGeom>
-                  </pic:spPr>
-                </pic:pic>
-              </a:graphicData>
-            </a:graphic>
-          </wp:inline>
-        </w:drawing>
-      </w:r>
-    </w:p>
-    <w:p>
-      <w:pPr>
-        <w:spacing w:after="120" w:before="0"/>
-        <w:jc w:val="center"/>
-      </w:pPr>
-      <w:r>
-        <w:rPr>
-          <w:rFonts w:ascii="Calibri" w:cs="Calibri" w:eastAsia="Calibri" w:hAnsi="Calibri"/>
-          <w:i/>
-          <w:iCs/>
-          <w:color w:val="666666"/>
-          <w:sz w:val="18"/>
-          <w:szCs w:val="18"/>
-        </w:rPr>
-        <w:t xml:space="preserve">page002_img001.png</w:t>
-      </w:r>
-    </w:p>
-    <w:p>
-      <w:pPr>
-        <w:spacing w:after="40" w:before="120"/>
-        <w:jc w:val="center"/>
-      </w:pPr>
-      <w:r>
-        <w:drawing>
-          <wp:inline distT="0" distB="0" distL="0" distR="0">
-            <wp:extent cx="5524500" cy="4648200"/>
-            <wp:effectExtent t="0" r="0" b="0" l="0"/>
-            <wp:docPr id="3" name="" descr="" title=""/>
-            <wp:cNvGraphicFramePr>
-              <a:graphicFrameLocks xmlns:a="http://schemas.openxmlformats.org/drawingml/2006/main" noChangeAspect="1"/>
-            </wp:cNvGraphicFramePr>
-            <a:graphic xmlns:a="http://schemas.openxmlformats.org/drawingml/2006/main">
-              <a:graphicData uri="http://schemas.openxmlformats.org/drawingml/2006/picture">
-                <pic:pic xmlns:pic="http://schemas.openxmlformats.org/drawingml/2006/picture">
-                  <pic:nvPicPr>
-                    <pic:cNvPr id="0" name="" descr=""/>
-                    <pic:cNvPicPr>
-                      <a:picLocks noChangeAspect="1" noChangeArrowheads="1"/>
-                    </pic:cNvPicPr>
-                  </pic:nvPicPr>
-                  <pic:blipFill>
-                    <a:blip r:embed="rId9" cstate="none"/>
-                    <a:srcRect/>
-                    <a:stretch>
-                      <a:fillRect/>
-                    </a:stretch>
-                  </pic:blipFill>
-                  <pic:spPr bwMode="auto">
-                    <a:xfrm>
-                      <a:off x="0" y="0"/>
-                      <a:ext cx="5524500" cy="4648200"/>
-                    </a:xfrm>
-                    <a:prstGeom prst="rect">
-                      <a:avLst/>
-                    </a:prstGeom>
-                  </pic:spPr>
-                </pic:pic>
-              </a:graphicData>
-            </a:graphic>
-          </wp:inline>
-        </w:drawing>
-      </w:r>
-    </w:p>
-    <w:p>
-      <w:pPr>
-        <w:spacing w:after="120" w:before="0"/>
-        <w:jc w:val="center"/>
-      </w:pPr>
-      <w:r>
-        <w:rPr>
-          <w:rFonts w:ascii="Calibri" w:cs="Calibri" w:eastAsia="Calibri" w:hAnsi="Calibri"/>
-          <w:i/>
-          <w:iCs/>
-          <w:color w:val="666666"/>
-          <w:sz w:val="18"/>
-          <w:szCs w:val="18"/>
-        </w:rPr>
-        <w:t xml:space="preserve">page002_img002.png</w:t>
-      </w:r>
-    </w:p>
-    <w:p>
-      <w:pPr>
-        <w:spacing w:after="40" w:before="120"/>
-        <w:jc w:val="center"/>
-      </w:pPr>
-      <w:r>
-        <w:drawing>
-          <wp:inline distT="0" distB="0" distL="0" distR="0">
-            <wp:extent cx="5524500" cy="4733925"/>
-            <wp:effectExtent t="0" r="0" b="0" l="0"/>
-            <wp:docPr id="4" name="" descr="" title=""/>
-            <wp:cNvGraphicFramePr>
-              <a:graphicFrameLocks xmlns:a="http://schemas.openxmlformats.org/drawingml/2006/main" noChangeAspect="1"/>
-            </wp:cNvGraphicFramePr>
-            <a:graphic xmlns:a="http://schemas.openxmlformats.org/drawingml/2006/main">
-              <a:graphicData uri="http://schemas.openxmlformats.org/drawingml/2006/picture">
-                <pic:pic xmlns:pic="http://schemas.openxmlformats.org/drawingml/2006/picture">
-                  <pic:nvPicPr>
-                    <pic:cNvPr id="0" name="" descr=""/>
-                    <pic:cNvPicPr>
-                      <a:picLocks noChangeAspect="1" noChangeArrowheads="1"/>
-                    </pic:cNvPicPr>
-                  </pic:nvPicPr>
-                  <pic:blipFill>
-                    <a:blip r:embed="rId10" cstate="none"/>
-                    <a:srcRect/>
-                    <a:stretch>
-                      <a:fillRect/>
-                    </a:stretch>
-                  </pic:blipFill>
-                  <pic:spPr bwMode="auto">
-                    <a:xfrm>
-                      <a:off x="0" y="0"/>
-                      <a:ext cx="5524500" cy="4733925"/>
-                    </a:xfrm>
-                    <a:prstGeom prst="rect">
-                      <a:avLst/>
-                    </a:prstGeom>
-                  </pic:spPr>
-                </pic:pic>
-              </a:graphicData>
-            </a:graphic>
-          </wp:inline>
-        </w:drawing>
-      </w:r>
-    </w:p>
-    <w:p>
-      <w:pPr>
-        <w:spacing w:after="120" w:before="0"/>
-        <w:jc w:val="center"/>
-      </w:pPr>
-      <w:r>
-        <w:rPr>
-          <w:rFonts w:ascii="Calibri" w:cs="Calibri" w:eastAsia="Calibri" w:hAnsi="Calibri"/>
-          <w:i/>
-          <w:iCs/>
-          <w:color w:val="666666"/>
-          <w:sz w:val="18"/>
-          <w:szCs w:val="18"/>
-        </w:rPr>
-        <w:t xml:space="preserve">page002_img003.png</w:t>
-      </w:r>
-    </w:p>
-    <w:p>
-      <w:pPr>
-        <w:spacing w:after="40" w:before="120"/>
-        <w:jc w:val="center"/>
-      </w:pPr>
-      <w:r>
-        <w:drawing>
-          <wp:inline distT="0" distB="0" distL="0" distR="0">
-            <wp:extent cx="5524500" cy="4648200"/>
-            <wp:effectExtent t="0" r="0" b="0" l="0"/>
-            <wp:docPr id="5" name="" descr="" title=""/>
-            <wp:cNvGraphicFramePr>
-              <a:graphicFrameLocks xmlns:a="http://schemas.openxmlformats.org/drawingml/2006/main" noChangeAspect="1"/>
-            </wp:cNvGraphicFramePr>
-            <a:graphic xmlns:a="http://schemas.openxmlformats.org/drawingml/2006/main">
-              <a:graphicData uri="http://schemas.openxmlformats.org/drawingml/2006/picture">
-                <pic:pic xmlns:pic="http://schemas.openxmlformats.org/drawingml/2006/picture">
-                  <pic:nvPicPr>
-                    <pic:cNvPr id="0" name="" descr=""/>
-                    <pic:cNvPicPr>
-                      <a:picLocks noChangeAspect="1" noChangeArrowheads="1"/>
-                    </pic:cNvPicPr>
-                  </pic:nvPicPr>
-                  <pic:blipFill>
-                    <a:blip r:embed="rId11" cstate="none"/>
-                    <a:srcRect/>
-                    <a:stretch>
-                      <a:fillRect/>
-                    </a:stretch>
-                  </pic:blipFill>
-                  <pic:spPr bwMode="auto">
-                    <a:xfrm>
-                      <a:off x="0" y="0"/>
-                      <a:ext cx="5524500" cy="4648200"/>
-                    </a:xfrm>
-                    <a:prstGeom prst="rect">
-                      <a:avLst/>
-                    </a:prstGeom>
-                  </pic:spPr>
-                </pic:pic>
-              </a:graphicData>
-            </a:graphic>
-          </wp:inline>
-        </w:drawing>
-      </w:r>
-    </w:p>
-    <w:p>
-      <w:pPr>
-        <w:spacing w:after="120" w:before="0"/>
-        <w:jc w:val="center"/>
-      </w:pPr>
-      <w:r>
-        <w:rPr>
-          <w:rFonts w:ascii="Calibri" w:cs="Calibri" w:eastAsia="Calibri" w:hAnsi="Calibri"/>
-          <w:i/>
-          <w:iCs/>
-          <w:color w:val="666666"/>
-          <w:sz w:val="18"/>
-          <w:szCs w:val="18"/>
-        </w:rPr>
-        <w:t xml:space="preserve">page002_img004.png</w:t>
-      </w:r>
-    </w:p>
-    <w:p>
-      <w:pPr>
-        <w:pStyle w:val="Heading3"/>
-        <w:spacing w:after="120" w:before="240"/>
-      </w:pPr>
-      <w:r>
-        <w:rPr>
-          <w:rFonts w:ascii="Calibri" w:cs="Calibri" w:eastAsia="Calibri" w:hAnsi="Calibri"/>
-          <w:b/>
-          <w:bCs/>
-          <w:color w:val="2E75B6"/>
-          <w:sz w:val="26"/>
-          <w:szCs w:val="26"/>
-        </w:rPr>
-        <w:t xml:space="preserve">Page 109</w:t>
-      </w:r>
-    </w:p>
-    <w:p>
-      <w:pPr>
-        <w:spacing w:after="40" w:before="120"/>
-        <w:jc w:val="center"/>
-      </w:pPr>
-      <w:r>
-        <w:drawing>
-          <wp:inline distT="0" distB="0" distL="0" distR="0">
-            <wp:extent cx="3810000" cy="2162175"/>
-            <wp:effectExtent t="0" r="0" b="0" l="0"/>
-            <wp:docPr id="6" name="" descr="" title=""/>
-            <wp:cNvGraphicFramePr>
-              <a:graphicFrameLocks xmlns:a="http://schemas.openxmlformats.org/drawingml/2006/main" noChangeAspect="1"/>
-            </wp:cNvGraphicFramePr>
-            <a:graphic xmlns:a="http://schemas.openxmlformats.org/drawingml/2006/main">
-              <a:graphicData uri="http://schemas.openxmlformats.org/drawingml/2006/picture">
-                <pic:pic xmlns:pic="http://schemas.openxmlformats.org/drawingml/2006/picture">
-                  <pic:nvPicPr>
-                    <pic:cNvPr id="0" name="" descr=""/>
-                    <pic:cNvPicPr>
-                      <a:picLocks noChangeAspect="1" noChangeArrowheads="1"/>
-                    </pic:cNvPicPr>
-                  </pic:nvPicPr>
-                  <pic:blipFill>
-                    <a:blip r:embed="rId12" cstate="none"/>
-                    <a:srcRect/>
-                    <a:stretch>
-                      <a:fillRect/>
-                    </a:stretch>
-                  </pic:blipFill>
-                  <pic:spPr bwMode="auto">
-                    <a:xfrm>
-                      <a:off x="0" y="0"/>
-                      <a:ext cx="3810000" cy="2162175"/>
-                    </a:xfrm>
-                    <a:prstGeom prst="rect">
-                      <a:avLst/>
-                    </a:prstGeom>
-                  </pic:spPr>
-                </pic:pic>
-              </a:graphicData>
-            </a:graphic>
-          </wp:inline>
-        </w:drawing>
-      </w:r>
-    </w:p>
-    <w:p>
-      <w:pPr>
-        <w:spacing w:after="120" w:before="0"/>
-        <w:jc w:val="center"/>
-      </w:pPr>
-      <w:r>
-        <w:rPr>
-          <w:rFonts w:ascii="Calibri" w:cs="Calibri" w:eastAsia="Calibri" w:hAnsi="Calibri"/>
-          <w:i/>
-          <w:iCs/>
-          <w:color w:val="666666"/>
-          <w:sz w:val="18"/>
-          <w:szCs w:val="18"/>
-        </w:rPr>
-        <w:t xml:space="preserve">page109_img001.png</w:t>
-      </w:r>
-    </w:p>
-    <w:p>
-      <w:pPr>
-        <w:pStyle w:val="Heading3"/>
-        <w:spacing w:after="120" w:before="240"/>
-      </w:pPr>
-      <w:r>
-        <w:rPr>
-          <w:rFonts w:ascii="Calibri" w:cs="Calibri" w:eastAsia="Calibri" w:hAnsi="Calibri"/>
-          <w:b/>
-          <w:bCs/>
-          <w:color w:val="2E75B6"/>
-          <w:sz w:val="26"/>
-          <w:szCs w:val="26"/>
-        </w:rPr>
-        <w:t xml:space="preserve">Page 110</w:t>
-      </w:r>
-    </w:p>
-    <w:p>
-      <w:pPr>
-        <w:spacing w:after="40" w:before="120"/>
-        <w:jc w:val="center"/>
-      </w:pPr>
-      <w:r>
-        <w:drawing>
-          <wp:inline distT="0" distB="0" distL="0" distR="0">
-            <wp:extent cx="4972050" cy="1143000"/>
-            <wp:effectExtent t="0" r="0" b="0" l="0"/>
-            <wp:docPr id="7" name="" descr="" title=""/>
-            <wp:cNvGraphicFramePr>
-              <a:graphicFrameLocks xmlns:a="http://schemas.openxmlformats.org/drawingml/2006/main" noChangeAspect="1"/>
-            </wp:cNvGraphicFramePr>
-            <a:graphic xmlns:a="http://schemas.openxmlformats.org/drawingml/2006/main">
-              <a:graphicData uri="http://schemas.openxmlformats.org/drawingml/2006/picture">
-                <pic:pic xmlns:pic="http://schemas.openxmlformats.org/drawingml/2006/picture">
-                  <pic:nvPicPr>
-                    <pic:cNvPr id="0" name="" descr=""/>
-                    <pic:cNvPicPr>
-                      <a:picLocks noChangeAspect="1" noChangeArrowheads="1"/>
-                    </pic:cNvPicPr>
-                  </pic:nvPicPr>
-                  <pic:blipFill>
-                    <a:blip r:embed="rId7" cstate="none"/>
-                    <a:srcRect/>
-                    <a:stretch>
-                      <a:fillRect/>
-                    </a:stretch>
-                  </pic:blipFill>
-                  <pic:spPr bwMode="auto">
-                    <a:xfrm>
-                      <a:off x="0" y="0"/>
-                      <a:ext cx="4972050" cy="1143000"/>
-                    </a:xfrm>
-                    <a:prstGeom prst="rect">
-                      <a:avLst/>
-                    </a:prstGeom>
-                  </pic:spPr>
-                </pic:pic>
-              </a:graphicData>
-            </a:graphic>
-          </wp:inline>
-        </w:drawing>
-      </w:r>
-    </w:p>
-    <w:p>
-      <w:pPr>
-        <w:spacing w:after="120" w:before="0"/>
-        <w:jc w:val="center"/>
-      </w:pPr>
-      <w:r>
-        <w:rPr>
-          <w:rFonts w:ascii="Calibri" w:cs="Calibri" w:eastAsia="Calibri" w:hAnsi="Calibri"/>
-          <w:i/>
-          <w:iCs/>
-          <w:color w:val="666666"/>
-          <w:sz w:val="18"/>
-          <w:szCs w:val="18"/>
-        </w:rPr>
-        <w:t xml:space="preserve">page110_img001.png</w:t>
-      </w:r>
-    </w:p>
     <w:sectPr>
       <w:pgSz w:w="11906" w:h="16838" w:orient="portrait"/>
       <w:pgMar w:top="1440" w:right="1440" w:bottom="1440" w:left="1440" w:header="708" w:footer="708" w:gutter="0"/>
